--- a/CSS.docx
+++ b/CSS.docx
@@ -18,19 +18,8 @@
           <w:sz w:val="36"/>
           <w:szCs w:val="36"/>
         </w:rPr>
-        <w:t xml:space="preserve">Starting CSS Series by </w:t>
-      </w:r>
-      <w:proofErr w:type="spellStart"/>
-      <w:r>
-        <w:rPr>
-          <w:b/>
-          <w:bCs/>
-          <w:sz w:val="36"/>
-          <w:szCs w:val="36"/>
-        </w:rPr>
-        <w:t>Procodrr</w:t>
-      </w:r>
-      <w:proofErr w:type="spellEnd"/>
+        <w:t>Starting CSS Series by Procodrr</w:t>
+      </w:r>
     </w:p>
     <w:p>
       <w:pPr>
@@ -278,30 +267,14 @@
           <w:sz w:val="24"/>
           <w:szCs w:val="24"/>
         </w:rPr>
-        <w:t xml:space="preserve"> Select only dedicated </w:t>
-      </w:r>
-      <w:proofErr w:type="gramStart"/>
-      <w:r>
-        <w:rPr>
-          <w:sz w:val="24"/>
-          <w:szCs w:val="24"/>
-        </w:rPr>
-        <w:t>class</w:t>
-      </w:r>
-      <w:r>
-        <w:rPr>
-          <w:sz w:val="24"/>
-          <w:szCs w:val="24"/>
-        </w:rPr>
-        <w:t xml:space="preserve"> .</w:t>
-      </w:r>
-      <w:proofErr w:type="gramEnd"/>
-      <w:r>
-        <w:rPr>
-          <w:sz w:val="24"/>
-          <w:szCs w:val="24"/>
-        </w:rPr>
-        <w:t>{}</w:t>
+        <w:t xml:space="preserve"> Select only dedicated class</w:t>
+      </w:r>
+      <w:r>
+        <w:rPr>
+          <w:sz w:val="24"/>
+          <w:szCs w:val="24"/>
+        </w:rPr>
+        <w:t xml:space="preserve"> .{}</w:t>
       </w:r>
     </w:p>
     <w:p>
@@ -337,23 +310,7 @@
           <w:sz w:val="24"/>
           <w:szCs w:val="24"/>
         </w:rPr>
-        <w:t xml:space="preserve"> </w:t>
-      </w:r>
-      <w:proofErr w:type="gramStart"/>
-      <w:r>
-        <w:rPr>
-          <w:sz w:val="24"/>
-          <w:szCs w:val="24"/>
-        </w:rPr>
-        <w:t>#{</w:t>
-      </w:r>
-      <w:proofErr w:type="gramEnd"/>
-      <w:r>
-        <w:rPr>
-          <w:sz w:val="24"/>
-          <w:szCs w:val="24"/>
-        </w:rPr>
-        <w:t>}</w:t>
+        <w:t xml:space="preserve"> #{}</w:t>
       </w:r>
     </w:p>
     <w:p>
@@ -382,23 +339,7 @@
           <w:sz w:val="24"/>
           <w:szCs w:val="24"/>
         </w:rPr>
-        <w:t xml:space="preserve"> [class</w:t>
-      </w:r>
-      <w:proofErr w:type="gramStart"/>
-      <w:r>
-        <w:rPr>
-          <w:sz w:val="24"/>
-          <w:szCs w:val="24"/>
-        </w:rPr>
-        <w:t>]{</w:t>
-      </w:r>
-      <w:proofErr w:type="gramEnd"/>
-      <w:r>
-        <w:rPr>
-          <w:sz w:val="24"/>
-          <w:szCs w:val="24"/>
-        </w:rPr>
-        <w:t>}</w:t>
+        <w:t xml:space="preserve"> [class]{}</w:t>
       </w:r>
     </w:p>
     <w:p>
@@ -418,43 +359,16 @@
           <w:sz w:val="24"/>
           <w:szCs w:val="24"/>
         </w:rPr>
-        <w:t xml:space="preserve">Select a particular tag inside another tag </w:t>
-      </w:r>
-      <w:proofErr w:type="gramStart"/>
-      <w:r>
-        <w:rPr>
-          <w:sz w:val="24"/>
-          <w:szCs w:val="24"/>
-        </w:rPr>
-        <w:t>use :</w:t>
-      </w:r>
-      <w:proofErr w:type="gramEnd"/>
-      <w:r>
-        <w:rPr>
-          <w:sz w:val="24"/>
-          <w:szCs w:val="24"/>
-        </w:rPr>
-        <w:t xml:space="preserve"> </w:t>
-      </w:r>
-      <w:proofErr w:type="spellStart"/>
-      <w:r>
-        <w:rPr>
-          <w:b/>
-          <w:bCs/>
-          <w:sz w:val="24"/>
-          <w:szCs w:val="24"/>
-        </w:rPr>
-        <w:t>Decendent</w:t>
-      </w:r>
-      <w:proofErr w:type="spellEnd"/>
-      <w:r>
-        <w:rPr>
-          <w:b/>
-          <w:bCs/>
-          <w:sz w:val="24"/>
-          <w:szCs w:val="24"/>
-        </w:rPr>
-        <w:t xml:space="preserve"> selector</w:t>
+        <w:t xml:space="preserve">Select a particular tag inside another tag use : </w:t>
+      </w:r>
+      <w:r>
+        <w:rPr>
+          <w:b/>
+          <w:bCs/>
+          <w:sz w:val="24"/>
+          <w:szCs w:val="24"/>
+        </w:rPr>
+        <w:t>Decendent selector</w:t>
       </w:r>
     </w:p>
     <w:p>
@@ -469,21 +383,12 @@
           <w:szCs w:val="24"/>
         </w:rPr>
       </w:pPr>
-      <w:proofErr w:type="spellStart"/>
-      <w:r>
-        <w:rPr>
-          <w:sz w:val="24"/>
-          <w:szCs w:val="24"/>
-        </w:rPr>
-        <w:t>ul</w:t>
-      </w:r>
-      <w:proofErr w:type="spellEnd"/>
-      <w:r>
-        <w:rPr>
-          <w:sz w:val="24"/>
-          <w:szCs w:val="24"/>
-        </w:rPr>
-        <w:t xml:space="preserve"> p {}</w:t>
+      <w:r>
+        <w:rPr>
+          <w:sz w:val="24"/>
+          <w:szCs w:val="24"/>
+        </w:rPr>
+        <w:t>ul p {}</w:t>
       </w:r>
     </w:p>
     <w:p>
@@ -517,33 +422,51 @@
     </w:p>
     <w:p>
       <w:pPr>
-        <w:rPr>
-          <w:b/>
-          <w:bCs/>
-          <w:sz w:val="24"/>
-          <w:szCs w:val="24"/>
-        </w:rPr>
-      </w:pPr>
-      <w:r>
-        <w:rPr>
-          <w:b/>
-          <w:bCs/>
-          <w:sz w:val="24"/>
-          <w:szCs w:val="24"/>
-        </w:rPr>
-        <w:t xml:space="preserve">Different Ways to give </w:t>
-      </w:r>
-      <w:proofErr w:type="spellStart"/>
-      <w:r>
-        <w:rPr>
-          <w:b/>
-          <w:bCs/>
-          <w:sz w:val="24"/>
-          <w:szCs w:val="24"/>
-        </w:rPr>
-        <w:t>Color</w:t>
-      </w:r>
-      <w:proofErr w:type="spellEnd"/>
+        <w:pStyle w:val="ListParagraph"/>
+        <w:numPr>
+          <w:ilvl w:val="0"/>
+          <w:numId w:val="1"/>
+        </w:numPr>
+        <w:rPr>
+          <w:sz w:val="24"/>
+          <w:szCs w:val="24"/>
+        </w:rPr>
+      </w:pPr>
+      <w:r>
+        <w:rPr>
+          <w:b/>
+          <w:bCs/>
+          <w:sz w:val="24"/>
+          <w:szCs w:val="24"/>
+        </w:rPr>
+        <w:t>Universal Selector:</w:t>
+      </w:r>
+      <w:r>
+        <w:rPr>
+          <w:sz w:val="24"/>
+          <w:szCs w:val="24"/>
+        </w:rPr>
+        <w:t xml:space="preserve"> *</w:t>
+      </w:r>
+    </w:p>
+    <w:p>
+      <w:pPr>
+        <w:rPr>
+          <w:b/>
+          <w:bCs/>
+          <w:sz w:val="24"/>
+          <w:szCs w:val="24"/>
+        </w:rPr>
+      </w:pPr>
+      <w:r>
+        <w:rPr>
+          <w:b/>
+          <w:bCs/>
+          <w:sz w:val="24"/>
+          <w:szCs w:val="24"/>
+        </w:rPr>
+        <w:t>Different Ways to give Color</w:t>
+      </w:r>
     </w:p>
     <w:p>
       <w:pPr>
@@ -583,7 +506,6 @@
           <w:szCs w:val="24"/>
         </w:rPr>
       </w:pPr>
-      <w:proofErr w:type="spellStart"/>
       <w:r>
         <w:rPr>
           <w:b/>
@@ -593,7 +515,6 @@
         </w:rPr>
         <w:t>Hexcode</w:t>
       </w:r>
-      <w:proofErr w:type="spellEnd"/>
     </w:p>
     <w:p>
       <w:pPr>
@@ -688,23 +609,7 @@
           <w:sz w:val="24"/>
           <w:szCs w:val="24"/>
         </w:rPr>
-        <w:t xml:space="preserve">It means the </w:t>
-      </w:r>
-      <w:proofErr w:type="spellStart"/>
-      <w:r>
-        <w:rPr>
-          <w:sz w:val="24"/>
-          <w:szCs w:val="24"/>
-        </w:rPr>
-        <w:t>css</w:t>
-      </w:r>
-      <w:proofErr w:type="spellEnd"/>
-      <w:r>
-        <w:rPr>
-          <w:sz w:val="24"/>
-          <w:szCs w:val="24"/>
-        </w:rPr>
-        <w:t xml:space="preserve"> applies from top to bottom line by line, if a property is applied overwriting the previous rule will no longer be taken in account.</w:t>
+        <w:t>It means the css applies from top to bottom line by line, if a property is applied overwriting the previous rule will no longer be taken in account.</w:t>
       </w:r>
     </w:p>
     <w:p>
@@ -724,23 +629,7 @@
           <w:sz w:val="24"/>
           <w:szCs w:val="24"/>
         </w:rPr>
-        <w:t xml:space="preserve">Followed it withing </w:t>
-      </w:r>
-      <w:proofErr w:type="spellStart"/>
-      <w:r>
-        <w:rPr>
-          <w:sz w:val="24"/>
-          <w:szCs w:val="24"/>
-        </w:rPr>
-        <w:t>css</w:t>
-      </w:r>
-      <w:proofErr w:type="spellEnd"/>
-      <w:r>
-        <w:rPr>
-          <w:sz w:val="24"/>
-          <w:szCs w:val="24"/>
-        </w:rPr>
-        <w:t xml:space="preserve"> sheet</w:t>
+        <w:t>Followed it withing css sheet</w:t>
       </w:r>
     </w:p>
     <w:p>
@@ -760,39 +649,24 @@
           <w:sz w:val="24"/>
           <w:szCs w:val="24"/>
         </w:rPr>
-        <w:t xml:space="preserve">Also followed if multiple </w:t>
-      </w:r>
-      <w:proofErr w:type="spellStart"/>
-      <w:r>
-        <w:rPr>
-          <w:sz w:val="24"/>
-          <w:szCs w:val="24"/>
-        </w:rPr>
-        <w:t>css</w:t>
-      </w:r>
-      <w:proofErr w:type="spellEnd"/>
-      <w:r>
-        <w:rPr>
-          <w:sz w:val="24"/>
-          <w:szCs w:val="24"/>
-        </w:rPr>
-        <w:t xml:space="preserve"> are being called in html file</w:t>
-      </w:r>
-    </w:p>
-    <w:p>
-      <w:pPr>
-        <w:rPr>
-          <w:sz w:val="24"/>
-          <w:szCs w:val="24"/>
-        </w:rPr>
-      </w:pPr>
-      <w:r>
-        <w:rPr>
-          <w:b/>
-          <w:bCs/>
-          <w:sz w:val="24"/>
-          <w:szCs w:val="24"/>
-        </w:rPr>
+        <w:t>Also followed if multiple css are being called in html file</w:t>
+      </w:r>
+    </w:p>
+    <w:p>
+      <w:pPr>
+        <w:rPr>
+          <w:sz w:val="24"/>
+          <w:szCs w:val="24"/>
+        </w:rPr>
+      </w:pPr>
+      <w:r>
+        <w:rPr>
+          <w:b/>
+          <w:bCs/>
+          <w:sz w:val="24"/>
+          <w:szCs w:val="24"/>
+        </w:rPr>
+        <w:lastRenderedPageBreak/>
         <w:t xml:space="preserve">Specificity: </w:t>
       </w:r>
       <w:r>
@@ -800,248 +674,1561 @@
           <w:sz w:val="24"/>
           <w:szCs w:val="24"/>
         </w:rPr>
-        <w:t xml:space="preserve">Cascade rule will not be applied if the stylesheet selector </w:t>
-      </w:r>
-      <w:proofErr w:type="gramStart"/>
-      <w:r>
-        <w:rPr>
-          <w:sz w:val="24"/>
-          <w:szCs w:val="24"/>
-        </w:rPr>
-        <w:t>have</w:t>
-      </w:r>
-      <w:proofErr w:type="gramEnd"/>
-      <w:r>
-        <w:rPr>
-          <w:sz w:val="24"/>
-          <w:szCs w:val="24"/>
-        </w:rPr>
-        <w:t xml:space="preserve"> the higher specificity than the others. It means the importance of a selector in the stylesheet.</w:t>
-      </w:r>
-    </w:p>
-    <w:p>
-      <w:pPr>
-        <w:rPr>
-          <w:b/>
-          <w:bCs/>
-          <w:sz w:val="24"/>
-          <w:szCs w:val="24"/>
-        </w:rPr>
-      </w:pPr>
-      <w:r>
-        <w:rPr>
-          <w:b/>
-          <w:bCs/>
+        <w:t>Cascade rule will not be applied if the stylesheet selector have the higher specificity than the others. It means the importance of a selector in the stylesheet.</w:t>
+      </w:r>
+    </w:p>
+    <w:p>
+      <w:pPr>
+        <w:rPr>
+          <w:b/>
+          <w:bCs/>
+          <w:sz w:val="24"/>
+          <w:szCs w:val="24"/>
+        </w:rPr>
+      </w:pPr>
+      <w:r>
+        <w:rPr>
+          <w:b/>
+          <w:bCs/>
+          <w:sz w:val="24"/>
+          <w:szCs w:val="24"/>
+        </w:rPr>
+        <w:t>Importance = Specificity + Cascade</w:t>
+      </w:r>
+    </w:p>
+    <w:p>
+      <w:pPr>
+        <w:rPr>
+          <w:b/>
+          <w:bCs/>
+          <w:sz w:val="24"/>
+          <w:szCs w:val="24"/>
+        </w:rPr>
+      </w:pPr>
+      <w:r>
+        <w:rPr>
+          <w:b/>
+          <w:bCs/>
+          <w:sz w:val="24"/>
+          <w:szCs w:val="24"/>
+        </w:rPr>
+        <w:t>Selector Specificity(0,0,0) = (id,class,element)</w:t>
+      </w:r>
+    </w:p>
+    <w:p>
+      <w:pPr>
+        <w:rPr>
+          <w:b/>
+          <w:bCs/>
+          <w:sz w:val="24"/>
+          <w:szCs w:val="24"/>
+        </w:rPr>
+      </w:pPr>
+      <w:r>
+        <w:rPr>
+          <w:b/>
+          <w:bCs/>
+          <w:sz w:val="24"/>
+          <w:szCs w:val="24"/>
+        </w:rPr>
+        <w:t>Id&gt;class&gt;element</w:t>
+      </w:r>
+    </w:p>
+    <w:p>
+      <w:pPr>
+        <w:rPr>
+          <w:b/>
+          <w:bCs/>
+          <w:sz w:val="24"/>
+          <w:szCs w:val="24"/>
+        </w:rPr>
+      </w:pPr>
+    </w:p>
+    <w:p>
+      <w:pPr>
+        <w:rPr>
+          <w:b/>
+          <w:bCs/>
+          <w:sz w:val="24"/>
+          <w:szCs w:val="24"/>
+        </w:rPr>
+      </w:pPr>
+      <w:r>
+        <w:rPr>
+          <w:b/>
+          <w:bCs/>
+          <w:sz w:val="24"/>
+          <w:szCs w:val="24"/>
+        </w:rPr>
+        <w:t>Inheritance</w:t>
+      </w:r>
+    </w:p>
+    <w:p>
+      <w:pPr>
+        <w:rPr>
+          <w:sz w:val="24"/>
+          <w:szCs w:val="24"/>
+        </w:rPr>
+      </w:pPr>
+      <w:r>
+        <w:rPr>
+          <w:sz w:val="24"/>
+          <w:szCs w:val="24"/>
+        </w:rPr>
+        <w:t>The styles will get inherited by the child tags if style is given to the parent</w:t>
+      </w:r>
+    </w:p>
+    <w:p>
+      <w:pPr>
+        <w:rPr>
+          <w:sz w:val="24"/>
+          <w:szCs w:val="24"/>
+        </w:rPr>
+      </w:pPr>
+      <w:r>
+        <w:rPr>
+          <w:sz w:val="24"/>
+          <w:szCs w:val="24"/>
+        </w:rPr>
+        <w:t>Body-&gt; all tags</w:t>
+      </w:r>
+    </w:p>
+    <w:p>
+      <w:pPr>
+        <w:rPr>
+          <w:sz w:val="24"/>
+          <w:szCs w:val="24"/>
+        </w:rPr>
+      </w:pPr>
+      <w:r>
+        <w:rPr>
+          <w:sz w:val="24"/>
+          <w:szCs w:val="24"/>
+        </w:rPr>
+        <w:t>Ul -&gt; li tag</w:t>
+      </w:r>
+    </w:p>
+    <w:p>
+      <w:pPr>
+        <w:rPr>
+          <w:sz w:val="24"/>
+          <w:szCs w:val="24"/>
+        </w:rPr>
+      </w:pPr>
+      <w:r>
+        <w:rPr>
+          <w:b/>
+          <w:bCs/>
+          <w:sz w:val="24"/>
+          <w:szCs w:val="24"/>
+        </w:rPr>
+        <w:t xml:space="preserve">! important keyword: </w:t>
+      </w:r>
+      <w:r>
+        <w:rPr>
+          <w:sz w:val="24"/>
+          <w:szCs w:val="24"/>
+        </w:rPr>
+        <w:t xml:space="preserve">The important keyword is most powerful it will override even the </w:t>
+      </w:r>
+    </w:p>
+    <w:p>
+      <w:pPr>
+        <w:rPr>
+          <w:sz w:val="24"/>
+          <w:szCs w:val="24"/>
+        </w:rPr>
+      </w:pPr>
+      <w:r>
+        <w:rPr>
+          <w:sz w:val="24"/>
+          <w:szCs w:val="24"/>
+        </w:rPr>
+        <w:t>Inline and important are used very less and difficult to override them in the website</w:t>
+      </w:r>
+    </w:p>
+    <w:p>
+      <w:pPr>
+        <w:rPr>
+          <w:sz w:val="24"/>
+          <w:szCs w:val="24"/>
+        </w:rPr>
+      </w:pPr>
+    </w:p>
+    <w:p>
+      <w:pPr>
+        <w:rPr>
+          <w:b/>
+          <w:bCs/>
+          <w:sz w:val="24"/>
+          <w:szCs w:val="24"/>
+        </w:rPr>
+      </w:pPr>
+      <w:r>
+        <w:rPr>
+          <w:b/>
+          <w:bCs/>
+          <w:sz w:val="24"/>
+          <w:szCs w:val="24"/>
+        </w:rPr>
+        <w:t>Lecture 4: Box Model in CSS</w:t>
+      </w:r>
+    </w:p>
+    <w:p>
+      <w:pPr>
+        <w:jc w:val="center"/>
+        <w:rPr>
+          <w:b/>
+          <w:bCs/>
+          <w:sz w:val="24"/>
+          <w:szCs w:val="24"/>
+        </w:rPr>
+      </w:pPr>
+      <w:r>
+        <w:rPr>
+          <w:b/>
+          <w:bCs/>
+          <w:noProof/>
+          <w:sz w:val="24"/>
+          <w:szCs w:val="24"/>
+        </w:rPr>
+        <w:drawing>
+          <wp:inline distT="0" distB="0" distL="0" distR="0" wp14:anchorId="361F6913" wp14:editId="6E0EC143">
+            <wp:extent cx="4534533" cy="2572109"/>
+            <wp:effectExtent l="0" t="0" r="0" b="0"/>
+            <wp:docPr id="1467718943" name="Picture 1"/>
+            <wp:cNvGraphicFramePr>
+              <a:graphicFrameLocks xmlns:a="http://schemas.openxmlformats.org/drawingml/2006/main" noChangeAspect="1"/>
+            </wp:cNvGraphicFramePr>
+            <a:graphic xmlns:a="http://schemas.openxmlformats.org/drawingml/2006/main">
+              <a:graphicData uri="http://schemas.openxmlformats.org/drawingml/2006/picture">
+                <pic:pic xmlns:pic="http://schemas.openxmlformats.org/drawingml/2006/picture">
+                  <pic:nvPicPr>
+                    <pic:cNvPr id="1467718943" name=""/>
+                    <pic:cNvPicPr/>
+                  </pic:nvPicPr>
+                  <pic:blipFill>
+                    <a:blip r:embed="rId5"/>
+                    <a:stretch>
+                      <a:fillRect/>
+                    </a:stretch>
+                  </pic:blipFill>
+                  <pic:spPr>
+                    <a:xfrm>
+                      <a:off x="0" y="0"/>
+                      <a:ext cx="4534533" cy="2572109"/>
+                    </a:xfrm>
+                    <a:prstGeom prst="rect">
+                      <a:avLst/>
+                    </a:prstGeom>
+                  </pic:spPr>
+                </pic:pic>
+              </a:graphicData>
+            </a:graphic>
+          </wp:inline>
+        </w:drawing>
+      </w:r>
+    </w:p>
+    <w:p>
+      <w:pPr>
+        <w:rPr>
+          <w:b/>
+          <w:bCs/>
+          <w:sz w:val="24"/>
+          <w:szCs w:val="24"/>
+        </w:rPr>
+      </w:pPr>
+      <w:r>
+        <w:rPr>
+          <w:b/>
+          <w:bCs/>
+          <w:sz w:val="24"/>
+          <w:szCs w:val="24"/>
+        </w:rPr>
+        <w:t xml:space="preserve">Overflow: </w:t>
+      </w:r>
+    </w:p>
+    <w:p>
+      <w:pPr>
+        <w:rPr>
+          <w:b/>
+          <w:bCs/>
+          <w:sz w:val="24"/>
+          <w:szCs w:val="24"/>
+        </w:rPr>
+      </w:pPr>
+      <w:r>
+        <w:rPr>
+          <w:b/>
+          <w:bCs/>
+          <w:sz w:val="24"/>
+          <w:szCs w:val="24"/>
+        </w:rPr>
+        <w:t xml:space="preserve">Div in CSS: </w:t>
+      </w:r>
+    </w:p>
+    <w:p>
+      <w:pPr>
+        <w:pStyle w:val="ListParagraph"/>
+        <w:numPr>
+          <w:ilvl w:val="0"/>
+          <w:numId w:val="3"/>
+        </w:numPr>
+        <w:rPr>
+          <w:sz w:val="24"/>
+          <w:szCs w:val="24"/>
+        </w:rPr>
+      </w:pPr>
+      <w:r>
+        <w:rPr>
+          <w:sz w:val="24"/>
+          <w:szCs w:val="24"/>
+        </w:rPr>
+        <w:t xml:space="preserve">It takes width in percentage from </w:t>
+      </w:r>
+      <w:r>
+        <w:rPr>
+          <w:sz w:val="24"/>
+          <w:szCs w:val="24"/>
+        </w:rPr>
+        <w:t>immediate parent</w:t>
+      </w:r>
+    </w:p>
+    <w:p>
+      <w:pPr>
+        <w:pStyle w:val="ListParagraph"/>
+        <w:numPr>
+          <w:ilvl w:val="0"/>
+          <w:numId w:val="3"/>
+        </w:numPr>
+        <w:rPr>
+          <w:sz w:val="24"/>
+          <w:szCs w:val="24"/>
+        </w:rPr>
+      </w:pPr>
+      <w:r>
+        <w:rPr>
+          <w:sz w:val="24"/>
+          <w:szCs w:val="24"/>
+        </w:rPr>
+        <w:t>The 1</w:t>
+      </w:r>
+      <w:r>
+        <w:rPr>
+          <w:sz w:val="24"/>
+          <w:szCs w:val="24"/>
+          <w:vertAlign w:val="superscript"/>
+        </w:rPr>
+        <w:t>st</w:t>
+      </w:r>
+      <w:r>
+        <w:rPr>
+          <w:sz w:val="24"/>
+          <w:szCs w:val="24"/>
+        </w:rPr>
+        <w:t xml:space="preserve"> div will take body as parent</w:t>
+      </w:r>
+    </w:p>
+    <w:p>
+      <w:pPr>
+        <w:pStyle w:val="ListParagraph"/>
+        <w:numPr>
+          <w:ilvl w:val="0"/>
+          <w:numId w:val="3"/>
+        </w:numPr>
+        <w:rPr>
+          <w:b/>
+          <w:bCs/>
+          <w:sz w:val="24"/>
+          <w:szCs w:val="24"/>
+        </w:rPr>
+      </w:pPr>
+      <w:r>
+        <w:rPr>
+          <w:b/>
+          <w:bCs/>
+          <w:sz w:val="24"/>
+          <w:szCs w:val="24"/>
+        </w:rPr>
+        <w:t xml:space="preserve">In </w:t>
+      </w:r>
+      <w:r>
+        <w:rPr>
+          <w:sz w:val="24"/>
+          <w:szCs w:val="24"/>
+        </w:rPr>
+        <w:t>case of height, it will only work when the height of parent will be in absolute value.</w:t>
+      </w:r>
+    </w:p>
+    <w:p>
+      <w:pPr>
+        <w:pStyle w:val="ListParagraph"/>
+        <w:numPr>
+          <w:ilvl w:val="0"/>
+          <w:numId w:val="3"/>
+        </w:numPr>
+        <w:rPr>
+          <w:b/>
+          <w:bCs/>
+          <w:sz w:val="24"/>
+          <w:szCs w:val="24"/>
+        </w:rPr>
+      </w:pPr>
+      <w:r>
+        <w:rPr>
+          <w:b/>
+          <w:bCs/>
+          <w:sz w:val="24"/>
+          <w:szCs w:val="24"/>
+        </w:rPr>
+        <w:t xml:space="preserve">Height and Width </w:t>
+      </w:r>
+      <w:r>
+        <w:rPr>
+          <w:sz w:val="24"/>
+          <w:szCs w:val="24"/>
+        </w:rPr>
+        <w:t>Affects the content area(the inner part of CSS Box model)</w:t>
+      </w:r>
+    </w:p>
+    <w:p>
+      <w:pPr>
+        <w:rPr>
+          <w:sz w:val="24"/>
+          <w:szCs w:val="24"/>
+        </w:rPr>
+      </w:pPr>
+      <w:r>
+        <w:rPr>
+          <w:b/>
+          <w:bCs/>
+          <w:sz w:val="24"/>
+          <w:szCs w:val="24"/>
+        </w:rPr>
+        <w:t xml:space="preserve">viewport is </w:t>
+      </w:r>
+      <w:r>
+        <w:rPr>
+          <w:sz w:val="24"/>
+          <w:szCs w:val="24"/>
+        </w:rPr>
+        <w:t>browser</w:t>
+      </w:r>
+    </w:p>
+    <w:p>
+      <w:pPr>
+        <w:pStyle w:val="ListParagraph"/>
+        <w:numPr>
+          <w:ilvl w:val="0"/>
+          <w:numId w:val="3"/>
+        </w:numPr>
+        <w:rPr>
+          <w:sz w:val="24"/>
+          <w:szCs w:val="24"/>
+        </w:rPr>
+      </w:pPr>
+      <w:r>
+        <w:rPr>
           <w:sz w:val="24"/>
           <w:szCs w:val="24"/>
         </w:rPr>
         <w:lastRenderedPageBreak/>
-        <w:t>Importance = Specificity + Cascade</w:t>
-      </w:r>
-    </w:p>
-    <w:p>
-      <w:pPr>
-        <w:rPr>
-          <w:b/>
-          <w:bCs/>
-          <w:sz w:val="24"/>
-          <w:szCs w:val="24"/>
-        </w:rPr>
-      </w:pPr>
-      <w:r>
-        <w:rPr>
-          <w:b/>
-          <w:bCs/>
-          <w:sz w:val="24"/>
-          <w:szCs w:val="24"/>
-        </w:rPr>
-        <w:t xml:space="preserve">Selector </w:t>
-      </w:r>
-      <w:proofErr w:type="gramStart"/>
-      <w:r>
-        <w:rPr>
-          <w:b/>
-          <w:bCs/>
-          <w:sz w:val="24"/>
-          <w:szCs w:val="24"/>
-        </w:rPr>
-        <w:t>Specificity(</w:t>
-      </w:r>
-      <w:proofErr w:type="gramEnd"/>
-      <w:r>
-        <w:rPr>
-          <w:b/>
-          <w:bCs/>
-          <w:sz w:val="24"/>
-          <w:szCs w:val="24"/>
-        </w:rPr>
-        <w:t>0,0,0) = (</w:t>
-      </w:r>
-      <w:proofErr w:type="spellStart"/>
-      <w:r>
-        <w:rPr>
-          <w:b/>
-          <w:bCs/>
-          <w:sz w:val="24"/>
-          <w:szCs w:val="24"/>
-        </w:rPr>
-        <w:t>id,class,element</w:t>
-      </w:r>
-      <w:proofErr w:type="spellEnd"/>
-      <w:r>
-        <w:rPr>
-          <w:b/>
-          <w:bCs/>
-          <w:sz w:val="24"/>
-          <w:szCs w:val="24"/>
-        </w:rPr>
-        <w:t>)</w:t>
-      </w:r>
-    </w:p>
-    <w:p>
-      <w:pPr>
-        <w:rPr>
-          <w:b/>
-          <w:bCs/>
-          <w:sz w:val="24"/>
-          <w:szCs w:val="24"/>
-        </w:rPr>
-      </w:pPr>
-      <w:r>
-        <w:rPr>
-          <w:b/>
-          <w:bCs/>
-          <w:sz w:val="24"/>
-          <w:szCs w:val="24"/>
-        </w:rPr>
-        <w:t>Id&gt;class&gt;element</w:t>
-      </w:r>
-    </w:p>
-    <w:p>
-      <w:pPr>
-        <w:rPr>
-          <w:b/>
-          <w:bCs/>
-          <w:sz w:val="24"/>
-          <w:szCs w:val="24"/>
-        </w:rPr>
-      </w:pPr>
-    </w:p>
-    <w:p>
-      <w:pPr>
-        <w:rPr>
-          <w:b/>
-          <w:bCs/>
-          <w:sz w:val="24"/>
-          <w:szCs w:val="24"/>
-        </w:rPr>
-      </w:pPr>
-      <w:r>
-        <w:rPr>
-          <w:b/>
-          <w:bCs/>
-          <w:sz w:val="24"/>
-          <w:szCs w:val="24"/>
-        </w:rPr>
-        <w:t>Inheritance</w:t>
-      </w:r>
-    </w:p>
-    <w:p>
-      <w:pPr>
-        <w:rPr>
-          <w:sz w:val="24"/>
-          <w:szCs w:val="24"/>
-        </w:rPr>
-      </w:pPr>
-      <w:r>
-        <w:rPr>
-          <w:sz w:val="24"/>
-          <w:szCs w:val="24"/>
-        </w:rPr>
-        <w:t>The styles will get inherited by the child tags if style is given to the parent</w:t>
-      </w:r>
-    </w:p>
-    <w:p>
-      <w:pPr>
-        <w:rPr>
-          <w:sz w:val="24"/>
-          <w:szCs w:val="24"/>
-        </w:rPr>
-      </w:pPr>
-      <w:r>
-        <w:rPr>
-          <w:sz w:val="24"/>
-          <w:szCs w:val="24"/>
-        </w:rPr>
-        <w:t>Body-&gt; all tags</w:t>
-      </w:r>
-    </w:p>
-    <w:p>
-      <w:pPr>
-        <w:rPr>
-          <w:sz w:val="24"/>
-          <w:szCs w:val="24"/>
-        </w:rPr>
-      </w:pPr>
-      <w:proofErr w:type="spellStart"/>
-      <w:r>
-        <w:rPr>
-          <w:sz w:val="24"/>
-          <w:szCs w:val="24"/>
-        </w:rPr>
-        <w:t>Ul</w:t>
-      </w:r>
-      <w:proofErr w:type="spellEnd"/>
-      <w:r>
-        <w:rPr>
-          <w:sz w:val="24"/>
-          <w:szCs w:val="24"/>
-        </w:rPr>
-        <w:t xml:space="preserve"> -&gt; li tag</w:t>
-      </w:r>
-    </w:p>
-    <w:p>
-      <w:pPr>
-        <w:rPr>
-          <w:sz w:val="24"/>
-          <w:szCs w:val="24"/>
-        </w:rPr>
-      </w:pPr>
-      <w:r>
-        <w:rPr>
-          <w:b/>
-          <w:bCs/>
-          <w:sz w:val="24"/>
-          <w:szCs w:val="24"/>
-        </w:rPr>
-        <w:t xml:space="preserve">! important keyword: </w:t>
-      </w:r>
-      <w:r>
-        <w:rPr>
-          <w:sz w:val="24"/>
-          <w:szCs w:val="24"/>
-        </w:rPr>
-        <w:t xml:space="preserve">The important keyword is most powerful it will override even the </w:t>
-      </w:r>
-    </w:p>
-    <w:p>
-      <w:pPr>
-        <w:rPr>
-          <w:sz w:val="24"/>
-          <w:szCs w:val="24"/>
-        </w:rPr>
-      </w:pPr>
-      <w:r>
-        <w:rPr>
-          <w:sz w:val="24"/>
-          <w:szCs w:val="24"/>
-        </w:rPr>
-        <w:t>Inline and important are used very less and difficult to override them in the website</w:t>
-      </w:r>
-    </w:p>
-    <w:p>
-      <w:pPr>
-        <w:rPr>
+        <w:t>Avoid fixed width and fixed height, min-height and max-width will create the less overflow.</w:t>
+      </w:r>
+    </w:p>
+    <w:p>
+      <w:pPr>
+        <w:ind w:left="360"/>
+        <w:rPr>
+          <w:sz w:val="24"/>
+          <w:szCs w:val="24"/>
+        </w:rPr>
+      </w:pPr>
+      <w:r>
+        <w:rPr>
+          <w:b/>
+          <w:bCs/>
+          <w:sz w:val="24"/>
+          <w:szCs w:val="24"/>
+        </w:rPr>
+        <w:t>Padding</w:t>
+      </w:r>
+      <w:r>
+        <w:rPr>
+          <w:sz w:val="24"/>
+          <w:szCs w:val="24"/>
+        </w:rPr>
+        <w:t xml:space="preserve">: Part of box model used to give an extra space or room to </w:t>
+      </w:r>
+      <w:r>
+        <w:rPr>
+          <w:sz w:val="24"/>
+          <w:szCs w:val="24"/>
+        </w:rPr>
+        <w:t xml:space="preserve">make things look clear </w:t>
+      </w:r>
+    </w:p>
+    <w:p>
+      <w:pPr>
+        <w:rPr>
+          <w:sz w:val="24"/>
+          <w:szCs w:val="24"/>
+        </w:rPr>
+      </w:pPr>
+    </w:p>
+    <w:p>
+      <w:pPr>
+        <w:rPr>
+          <w:b/>
+          <w:bCs/>
+          <w:sz w:val="24"/>
+          <w:szCs w:val="24"/>
+        </w:rPr>
+      </w:pPr>
+      <w:r>
+        <w:rPr>
+          <w:sz w:val="24"/>
+          <w:szCs w:val="24"/>
+        </w:rPr>
+        <w:t xml:space="preserve"> </w:t>
+      </w:r>
+      <w:r>
+        <w:rPr>
+          <w:b/>
+          <w:bCs/>
+          <w:sz w:val="24"/>
+          <w:szCs w:val="24"/>
+        </w:rPr>
+        <w:t xml:space="preserve">Border: </w:t>
+      </w:r>
+    </w:p>
+    <w:p>
+      <w:pPr>
+        <w:rPr>
+          <w:sz w:val="24"/>
+          <w:szCs w:val="24"/>
+        </w:rPr>
+      </w:pPr>
+      <w:r>
+        <w:rPr>
+          <w:sz w:val="24"/>
+          <w:szCs w:val="24"/>
+        </w:rPr>
+        <w:t>Box-sizing: boder box ( the sizing remain same overall) if the border pixel is increases or decreases</w:t>
+      </w:r>
+    </w:p>
+    <w:p>
+      <w:pPr>
+        <w:rPr>
+          <w:sz w:val="24"/>
+          <w:szCs w:val="24"/>
+        </w:rPr>
+      </w:pPr>
+      <w:r>
+        <w:rPr>
+          <w:sz w:val="24"/>
+          <w:szCs w:val="24"/>
+        </w:rPr>
+        <w:t xml:space="preserve">Default </w:t>
+      </w:r>
+      <w:r>
+        <w:rPr>
+          <w:i/>
+          <w:iCs/>
+          <w:sz w:val="24"/>
+          <w:szCs w:val="24"/>
+        </w:rPr>
+        <w:t>box sizing</w:t>
+      </w:r>
+      <w:r>
+        <w:rPr>
+          <w:sz w:val="24"/>
+          <w:szCs w:val="24"/>
+        </w:rPr>
+        <w:t>: the box will keep of increasing if the border size is increased</w:t>
+      </w:r>
+    </w:p>
+    <w:p>
+      <w:pPr>
+        <w:rPr>
+          <w:sz w:val="24"/>
+          <w:szCs w:val="24"/>
+        </w:rPr>
+      </w:pPr>
+      <w:r>
+        <w:rPr>
+          <w:sz w:val="24"/>
+          <w:szCs w:val="24"/>
+        </w:rPr>
+        <w:t>In short the border box make the complete div like a box if padding or border is given the content space is taken.</w:t>
+      </w:r>
+    </w:p>
+    <w:p>
+      <w:pPr>
+        <w:rPr>
+          <w:sz w:val="24"/>
+          <w:szCs w:val="24"/>
+        </w:rPr>
+      </w:pPr>
+    </w:p>
+    <w:p>
+      <w:pPr>
+        <w:rPr>
+          <w:b/>
+          <w:bCs/>
+          <w:sz w:val="24"/>
+          <w:szCs w:val="24"/>
+        </w:rPr>
+      </w:pPr>
+      <w:r>
+        <w:rPr>
+          <w:b/>
+          <w:bCs/>
+          <w:sz w:val="24"/>
+          <w:szCs w:val="24"/>
+        </w:rPr>
+        <w:t>Margin:</w:t>
+      </w:r>
+    </w:p>
+    <w:p>
+      <w:pPr>
+        <w:rPr>
+          <w:sz w:val="24"/>
+          <w:szCs w:val="24"/>
+        </w:rPr>
+      </w:pPr>
+      <w:r>
+        <w:rPr>
+          <w:b/>
+          <w:bCs/>
+          <w:sz w:val="24"/>
+          <w:szCs w:val="24"/>
+        </w:rPr>
+        <w:t>The gap</w:t>
+      </w:r>
+      <w:r>
+        <w:rPr>
+          <w:sz w:val="24"/>
+          <w:szCs w:val="24"/>
+        </w:rPr>
+        <w:t xml:space="preserve"> or extra space after the element or box model outer layer.</w:t>
+      </w:r>
+    </w:p>
+    <w:p>
+      <w:pPr>
+        <w:rPr>
+          <w:sz w:val="24"/>
+          <w:szCs w:val="24"/>
+        </w:rPr>
+      </w:pPr>
+    </w:p>
+    <w:p>
+      <w:pPr>
+        <w:rPr>
+          <w:b/>
+          <w:bCs/>
+          <w:sz w:val="24"/>
+          <w:szCs w:val="24"/>
+        </w:rPr>
+      </w:pPr>
+      <w:r>
+        <w:rPr>
+          <w:b/>
+          <w:bCs/>
+          <w:sz w:val="24"/>
+          <w:szCs w:val="24"/>
+        </w:rPr>
+        <w:t>Span or spam in span tag?</w:t>
+      </w:r>
+    </w:p>
+    <w:p>
+      <w:pPr>
+        <w:pStyle w:val="ListParagraph"/>
+        <w:numPr>
+          <w:ilvl w:val="0"/>
+          <w:numId w:val="3"/>
+        </w:numPr>
+        <w:rPr>
+          <w:sz w:val="24"/>
+          <w:szCs w:val="24"/>
+        </w:rPr>
+      </w:pPr>
+      <w:r>
+        <w:rPr>
+          <w:sz w:val="24"/>
+          <w:szCs w:val="24"/>
+        </w:rPr>
+        <w:t>G</w:t>
+      </w:r>
+      <w:r>
+        <w:rPr>
+          <w:sz w:val="24"/>
+          <w:szCs w:val="24"/>
+        </w:rPr>
+        <w:t>i</w:t>
+      </w:r>
+      <w:r>
+        <w:rPr>
+          <w:sz w:val="24"/>
+          <w:szCs w:val="24"/>
+        </w:rPr>
+        <w:t xml:space="preserve">ving height and width </w:t>
+      </w:r>
+      <w:r>
+        <w:rPr>
+          <w:sz w:val="24"/>
+          <w:szCs w:val="24"/>
+        </w:rPr>
+        <w:t>doesn’t</w:t>
+      </w:r>
+      <w:r>
+        <w:rPr>
+          <w:sz w:val="24"/>
+          <w:szCs w:val="24"/>
+        </w:rPr>
+        <w:t xml:space="preserve"> work in span tag</w:t>
+      </w:r>
+    </w:p>
+    <w:p>
+      <w:pPr>
+        <w:pStyle w:val="ListParagraph"/>
+        <w:numPr>
+          <w:ilvl w:val="0"/>
+          <w:numId w:val="3"/>
+        </w:numPr>
+        <w:rPr>
+          <w:sz w:val="24"/>
+          <w:szCs w:val="24"/>
+        </w:rPr>
+      </w:pPr>
+      <w:r>
+        <w:rPr>
+          <w:sz w:val="24"/>
+          <w:szCs w:val="24"/>
+        </w:rPr>
+        <w:t>Span shape is not fixed</w:t>
+      </w:r>
+    </w:p>
+    <w:p>
+      <w:pPr>
+        <w:pStyle w:val="ListParagraph"/>
+        <w:numPr>
+          <w:ilvl w:val="0"/>
+          <w:numId w:val="3"/>
+        </w:numPr>
+        <w:rPr>
+          <w:sz w:val="24"/>
+          <w:szCs w:val="24"/>
+        </w:rPr>
+      </w:pPr>
+      <w:r>
+        <w:rPr>
+          <w:sz w:val="24"/>
+          <w:szCs w:val="24"/>
+        </w:rPr>
+        <w:t>Padding works in span but eat out the space of other elements.</w:t>
+      </w:r>
+    </w:p>
+    <w:p>
+      <w:pPr>
+        <w:rPr>
+          <w:sz w:val="24"/>
+          <w:szCs w:val="24"/>
+        </w:rPr>
+      </w:pPr>
+      <w:r>
+        <w:rPr>
+          <w:sz w:val="24"/>
+          <w:szCs w:val="24"/>
+        </w:rPr>
+        <w:t>Image is the replaced inline element we can set height of that, it worked as a inline block.</w:t>
+      </w:r>
+    </w:p>
+    <w:p>
+      <w:pPr>
+        <w:rPr>
+          <w:sz w:val="24"/>
+          <w:szCs w:val="24"/>
+        </w:rPr>
+      </w:pPr>
+    </w:p>
+    <w:p>
+      <w:pPr>
+        <w:pStyle w:val="ListParagraph"/>
+        <w:numPr>
+          <w:ilvl w:val="0"/>
+          <w:numId w:val="4"/>
+        </w:numPr>
+        <w:rPr>
+          <w:sz w:val="24"/>
+          <w:szCs w:val="24"/>
+        </w:rPr>
+      </w:pPr>
+      <w:r>
+        <w:rPr>
+          <w:sz w:val="24"/>
+          <w:szCs w:val="24"/>
+        </w:rPr>
+        <w:t>Replaced</w:t>
+      </w:r>
+    </w:p>
+    <w:p>
+      <w:pPr>
+        <w:pStyle w:val="ListParagraph"/>
+        <w:numPr>
+          <w:ilvl w:val="0"/>
+          <w:numId w:val="4"/>
+        </w:numPr>
+        <w:rPr>
+          <w:sz w:val="24"/>
+          <w:szCs w:val="24"/>
+        </w:rPr>
+      </w:pPr>
+      <w:r>
+        <w:rPr>
+          <w:sz w:val="24"/>
+          <w:szCs w:val="24"/>
+        </w:rPr>
+        <w:t>Non-Replaced</w:t>
+      </w:r>
+    </w:p>
+    <w:p>
+      <w:pPr>
+        <w:rPr>
+          <w:sz w:val="24"/>
+          <w:szCs w:val="24"/>
+        </w:rPr>
+      </w:pPr>
+    </w:p>
+    <w:p>
+      <w:pPr>
+        <w:rPr>
+          <w:sz w:val="24"/>
+          <w:szCs w:val="24"/>
+        </w:rPr>
+      </w:pPr>
+      <w:r>
+        <w:rPr>
+          <w:sz w:val="24"/>
+          <w:szCs w:val="24"/>
+        </w:rPr>
+        <w:t xml:space="preserve">Inline element will only follow left and right properties of block element. </w:t>
+      </w:r>
+    </w:p>
+    <w:p>
+      <w:pPr>
+        <w:rPr>
+          <w:sz w:val="24"/>
+          <w:szCs w:val="24"/>
+        </w:rPr>
+      </w:pPr>
+      <w:r>
+        <w:rPr>
+          <w:sz w:val="24"/>
+          <w:szCs w:val="24"/>
+        </w:rPr>
+        <w:t xml:space="preserve">Outline grow silently. </w:t>
+      </w:r>
+    </w:p>
+    <w:p>
+      <w:pPr>
+        <w:rPr>
+          <w:b/>
+          <w:bCs/>
+          <w:i/>
+          <w:iCs/>
+          <w:sz w:val="24"/>
+          <w:szCs w:val="24"/>
+        </w:rPr>
+      </w:pPr>
+      <w:r>
+        <w:rPr>
+          <w:b/>
+          <w:bCs/>
+          <w:i/>
+          <w:iCs/>
+          <w:sz w:val="24"/>
+          <w:szCs w:val="24"/>
+        </w:rPr>
+        <w:t>Iframe tag, image tag, video tag</w:t>
+      </w:r>
+    </w:p>
+    <w:p>
+      <w:pPr>
+        <w:rPr>
+          <w:sz w:val="24"/>
+          <w:szCs w:val="24"/>
+        </w:rPr>
+      </w:pPr>
+    </w:p>
+    <w:p>
+      <w:pPr>
+        <w:rPr>
+          <w:sz w:val="24"/>
+          <w:szCs w:val="24"/>
+        </w:rPr>
+      </w:pPr>
+      <w:r>
+        <w:rPr>
+          <w:sz w:val="24"/>
+          <w:szCs w:val="24"/>
+        </w:rPr>
+        <w:t>@display property:</w:t>
+      </w:r>
+    </w:p>
+    <w:p>
+      <w:pPr>
+        <w:rPr>
+          <w:sz w:val="24"/>
+          <w:szCs w:val="24"/>
+        </w:rPr>
+      </w:pPr>
+      <w:r>
+        <w:rPr>
+          <w:sz w:val="24"/>
+          <w:szCs w:val="24"/>
+        </w:rPr>
+        <w:t>Display: block</w:t>
+      </w:r>
+    </w:p>
+    <w:p>
+      <w:pPr>
+        <w:rPr>
+          <w:sz w:val="24"/>
+          <w:szCs w:val="24"/>
+        </w:rPr>
+      </w:pPr>
+      <w:r>
+        <w:rPr>
+          <w:sz w:val="24"/>
+          <w:szCs w:val="24"/>
+        </w:rPr>
+        <w:t>Display:inline</w:t>
+      </w:r>
+    </w:p>
+    <w:p>
+      <w:pPr>
+        <w:rPr>
+          <w:sz w:val="24"/>
+          <w:szCs w:val="24"/>
+        </w:rPr>
+      </w:pPr>
+      <w:r>
+        <w:rPr>
+          <w:sz w:val="24"/>
+          <w:szCs w:val="24"/>
+        </w:rPr>
+        <w:t>Display:none</w:t>
+      </w:r>
+    </w:p>
+    <w:p>
+      <w:pPr>
+        <w:rPr>
+          <w:b/>
+          <w:bCs/>
+          <w:sz w:val="24"/>
+          <w:szCs w:val="24"/>
+        </w:rPr>
+      </w:pPr>
+      <w:r>
+        <w:rPr>
+          <w:b/>
+          <w:bCs/>
+          <w:sz w:val="24"/>
+          <w:szCs w:val="24"/>
+        </w:rPr>
+        <w:lastRenderedPageBreak/>
+        <w:t>CSS UNIT</w:t>
+      </w:r>
+    </w:p>
+    <w:p>
+      <w:pPr>
+        <w:rPr>
+          <w:b/>
+          <w:bCs/>
+          <w:sz w:val="24"/>
+          <w:szCs w:val="24"/>
+        </w:rPr>
+      </w:pPr>
+      <w:r>
+        <w:rPr>
+          <w:b/>
+          <w:bCs/>
+          <w:sz w:val="24"/>
+          <w:szCs w:val="24"/>
+        </w:rPr>
+        <w:t xml:space="preserve">Percent: </w:t>
+      </w:r>
+    </w:p>
+    <w:p>
+      <w:pPr>
+        <w:pStyle w:val="ListParagraph"/>
+        <w:numPr>
+          <w:ilvl w:val="0"/>
+          <w:numId w:val="3"/>
+        </w:numPr>
+        <w:rPr>
+          <w:b/>
+          <w:bCs/>
+          <w:sz w:val="24"/>
+          <w:szCs w:val="24"/>
+        </w:rPr>
+      </w:pPr>
+      <w:r>
+        <w:rPr>
+          <w:sz w:val="24"/>
+          <w:szCs w:val="24"/>
+        </w:rPr>
+        <w:t>Relative Unit, Follow the width percent of parent element</w:t>
+      </w:r>
+    </w:p>
+    <w:p>
+      <w:pPr>
+        <w:pStyle w:val="ListParagraph"/>
+        <w:numPr>
+          <w:ilvl w:val="0"/>
+          <w:numId w:val="3"/>
+        </w:numPr>
+        <w:rPr>
+          <w:b/>
+          <w:bCs/>
+          <w:sz w:val="24"/>
+          <w:szCs w:val="24"/>
+        </w:rPr>
+      </w:pPr>
+      <w:r>
+        <w:rPr>
+          <w:sz w:val="24"/>
+          <w:szCs w:val="24"/>
+        </w:rPr>
+        <w:t>Height doesn’t work in percent.</w:t>
+      </w:r>
+    </w:p>
+    <w:p>
+      <w:pPr>
+        <w:pStyle w:val="ListParagraph"/>
+        <w:numPr>
+          <w:ilvl w:val="0"/>
+          <w:numId w:val="3"/>
+        </w:numPr>
+        <w:rPr>
+          <w:b/>
+          <w:bCs/>
+          <w:sz w:val="24"/>
+          <w:szCs w:val="24"/>
+        </w:rPr>
+      </w:pPr>
+      <w:r>
+        <w:rPr>
+          <w:sz w:val="24"/>
+          <w:szCs w:val="24"/>
+        </w:rPr>
+        <w:t>Padding can be given percent as value but It will calculate the value from the parent width or height value that’s why most of the time we give only in px</w:t>
+      </w:r>
+    </w:p>
+    <w:p>
+      <w:pPr>
+        <w:pStyle w:val="ListParagraph"/>
+        <w:numPr>
+          <w:ilvl w:val="0"/>
+          <w:numId w:val="3"/>
+        </w:numPr>
+        <w:rPr>
+          <w:b/>
+          <w:bCs/>
+          <w:sz w:val="24"/>
+          <w:szCs w:val="24"/>
+        </w:rPr>
+      </w:pPr>
+      <w:r>
+        <w:rPr>
+          <w:sz w:val="24"/>
+          <w:szCs w:val="24"/>
+        </w:rPr>
+        <w:t>Doesn’t works with border attribute</w:t>
+      </w:r>
+    </w:p>
+    <w:p>
+      <w:pPr>
+        <w:pStyle w:val="ListParagraph"/>
+        <w:numPr>
+          <w:ilvl w:val="0"/>
+          <w:numId w:val="3"/>
+        </w:numPr>
+        <w:rPr>
+          <w:b/>
+          <w:bCs/>
+          <w:sz w:val="24"/>
+          <w:szCs w:val="24"/>
+        </w:rPr>
+      </w:pPr>
+      <w:r>
+        <w:rPr>
+          <w:sz w:val="24"/>
+          <w:szCs w:val="24"/>
+        </w:rPr>
+        <w:t>Font</w:t>
+      </w:r>
+      <w:r>
+        <w:rPr>
+          <w:sz w:val="24"/>
+          <w:szCs w:val="24"/>
+        </w:rPr>
+        <w:t>-</w:t>
+      </w:r>
+      <w:r>
+        <w:rPr>
+          <w:sz w:val="24"/>
+          <w:szCs w:val="24"/>
+        </w:rPr>
+        <w:t xml:space="preserve">size if given as percent the size will be calculated from the </w:t>
+      </w:r>
+      <w:r>
+        <w:rPr>
+          <w:sz w:val="24"/>
+          <w:szCs w:val="24"/>
+        </w:rPr>
+        <w:t>parent font-size.</w:t>
+      </w:r>
+    </w:p>
+    <w:p>
+      <w:pPr>
+        <w:pStyle w:val="ListParagraph"/>
+        <w:numPr>
+          <w:ilvl w:val="0"/>
+          <w:numId w:val="3"/>
+        </w:numPr>
+        <w:rPr>
+          <w:b/>
+          <w:bCs/>
+          <w:sz w:val="24"/>
+          <w:szCs w:val="24"/>
+        </w:rPr>
+      </w:pPr>
+      <w:r>
+        <w:rPr>
+          <w:sz w:val="24"/>
+          <w:szCs w:val="24"/>
+        </w:rPr>
+        <w:t>Width -&gt; width related</w:t>
+      </w:r>
+    </w:p>
+    <w:p>
+      <w:pPr>
+        <w:pStyle w:val="ListParagraph"/>
+        <w:numPr>
+          <w:ilvl w:val="0"/>
+          <w:numId w:val="3"/>
+        </w:numPr>
+        <w:rPr>
+          <w:b/>
+          <w:bCs/>
+          <w:sz w:val="24"/>
+          <w:szCs w:val="24"/>
+        </w:rPr>
+      </w:pPr>
+      <w:r>
+        <w:rPr>
+          <w:sz w:val="24"/>
+          <w:szCs w:val="24"/>
+        </w:rPr>
+        <w:t>Height -&gt; height related</w:t>
+      </w:r>
+    </w:p>
+    <w:p>
+      <w:pPr>
+        <w:pStyle w:val="ListParagraph"/>
+        <w:numPr>
+          <w:ilvl w:val="0"/>
+          <w:numId w:val="3"/>
+        </w:numPr>
+        <w:rPr>
+          <w:b/>
+          <w:bCs/>
+          <w:sz w:val="24"/>
+          <w:szCs w:val="24"/>
+        </w:rPr>
+      </w:pPr>
+      <w:r>
+        <w:rPr>
+          <w:sz w:val="24"/>
+          <w:szCs w:val="24"/>
+        </w:rPr>
+        <w:t>Padding -&gt; width related</w:t>
+      </w:r>
+    </w:p>
+    <w:p>
+      <w:pPr>
+        <w:pStyle w:val="ListParagraph"/>
+        <w:numPr>
+          <w:ilvl w:val="0"/>
+          <w:numId w:val="3"/>
+        </w:numPr>
+        <w:rPr>
+          <w:b/>
+          <w:bCs/>
+          <w:sz w:val="24"/>
+          <w:szCs w:val="24"/>
+        </w:rPr>
+      </w:pPr>
+      <w:r>
+        <w:rPr>
+          <w:sz w:val="24"/>
+          <w:szCs w:val="24"/>
+        </w:rPr>
+        <w:t>Margin -&gt; width related</w:t>
+      </w:r>
+    </w:p>
+    <w:p>
+      <w:pPr>
+        <w:pStyle w:val="ListParagraph"/>
+        <w:numPr>
+          <w:ilvl w:val="0"/>
+          <w:numId w:val="3"/>
+        </w:numPr>
+        <w:rPr>
+          <w:b/>
+          <w:bCs/>
+          <w:sz w:val="24"/>
+          <w:szCs w:val="24"/>
+        </w:rPr>
+      </w:pPr>
+      <w:r>
+        <w:rPr>
+          <w:sz w:val="24"/>
+          <w:szCs w:val="24"/>
+        </w:rPr>
+        <w:t>If parent font-size is not set than child font-size given in present will not go below 6px.</w:t>
+      </w:r>
+    </w:p>
+    <w:p>
+      <w:pPr>
+        <w:pStyle w:val="ListParagraph"/>
+        <w:numPr>
+          <w:ilvl w:val="0"/>
+          <w:numId w:val="3"/>
+        </w:numPr>
+        <w:rPr>
+          <w:b/>
+          <w:bCs/>
+          <w:sz w:val="24"/>
+          <w:szCs w:val="24"/>
+        </w:rPr>
+      </w:pPr>
+      <w:r>
+        <w:rPr>
+          <w:b/>
+          <w:bCs/>
+          <w:sz w:val="24"/>
+          <w:szCs w:val="24"/>
+        </w:rPr>
+        <w:t>Padding and Margin only be given in px or fixed unit but never in percent.</w:t>
+      </w:r>
+    </w:p>
+    <w:p>
+      <w:pPr>
+        <w:rPr>
+          <w:b/>
+          <w:bCs/>
+          <w:sz w:val="24"/>
+          <w:szCs w:val="24"/>
+        </w:rPr>
+      </w:pPr>
+      <w:r>
+        <w:rPr>
+          <w:b/>
+          <w:bCs/>
+          <w:sz w:val="24"/>
+          <w:szCs w:val="24"/>
+        </w:rPr>
+        <w:t>Pixels</w:t>
+      </w:r>
+    </w:p>
+    <w:p>
+      <w:pPr>
+        <w:pStyle w:val="ListParagraph"/>
+        <w:numPr>
+          <w:ilvl w:val="0"/>
+          <w:numId w:val="3"/>
+        </w:numPr>
+        <w:rPr>
+          <w:b/>
+          <w:bCs/>
+          <w:sz w:val="24"/>
+          <w:szCs w:val="24"/>
+        </w:rPr>
+      </w:pPr>
+      <w:r>
+        <w:rPr>
+          <w:sz w:val="24"/>
+          <w:szCs w:val="24"/>
+        </w:rPr>
+        <w:t>Height works here</w:t>
+      </w:r>
+    </w:p>
+    <w:p>
+      <w:pPr>
+        <w:rPr>
+          <w:b/>
+          <w:bCs/>
+          <w:sz w:val="24"/>
+          <w:szCs w:val="24"/>
+        </w:rPr>
+      </w:pPr>
+    </w:p>
+    <w:p>
+      <w:pPr>
+        <w:rPr>
+          <w:b/>
+          <w:bCs/>
+          <w:sz w:val="24"/>
+          <w:szCs w:val="24"/>
+        </w:rPr>
+      </w:pPr>
+    </w:p>
+    <w:p>
+      <w:pPr>
+        <w:rPr>
+          <w:b/>
+          <w:bCs/>
+          <w:sz w:val="24"/>
+          <w:szCs w:val="24"/>
+        </w:rPr>
+      </w:pPr>
+      <w:r>
+        <w:rPr>
+          <w:b/>
+          <w:bCs/>
+          <w:sz w:val="24"/>
+          <w:szCs w:val="24"/>
+        </w:rPr>
+        <w:t>em and rem UNITS</w:t>
+      </w:r>
+    </w:p>
+    <w:tbl>
+      <w:tblPr>
+        <w:tblStyle w:val="TableGrid"/>
+        <w:tblW w:w="0" w:type="auto"/>
+        <w:tblLook w:val="04A0" w:firstRow="1" w:lastRow="0" w:firstColumn="1" w:lastColumn="0" w:noHBand="0" w:noVBand="1"/>
+      </w:tblPr>
+      <w:tblGrid>
+        <w:gridCol w:w="4508"/>
+        <w:gridCol w:w="4508"/>
+      </w:tblGrid>
+      <w:tr>
+        <w:tc>
+          <w:tcPr>
+            <w:tcW w:w="4508" w:type="dxa"/>
+          </w:tcPr>
+          <w:p>
+            <w:pPr>
+              <w:jc w:val="center"/>
+              <w:rPr>
+                <w:b/>
+                <w:bCs/>
+                <w:sz w:val="24"/>
+                <w:szCs w:val="24"/>
+              </w:rPr>
+            </w:pPr>
+            <w:r>
+              <w:rPr>
+                <w:b/>
+                <w:bCs/>
+                <w:sz w:val="24"/>
+                <w:szCs w:val="24"/>
+              </w:rPr>
+              <w:t>EM</w:t>
+            </w:r>
+          </w:p>
+        </w:tc>
+        <w:tc>
+          <w:tcPr>
+            <w:tcW w:w="4508" w:type="dxa"/>
+          </w:tcPr>
+          <w:p>
+            <w:pPr>
+              <w:jc w:val="center"/>
+              <w:rPr>
+                <w:b/>
+                <w:bCs/>
+                <w:sz w:val="24"/>
+                <w:szCs w:val="24"/>
+              </w:rPr>
+            </w:pPr>
+            <w:r>
+              <w:rPr>
+                <w:b/>
+                <w:bCs/>
+                <w:sz w:val="24"/>
+                <w:szCs w:val="24"/>
+              </w:rPr>
+              <w:t>REM</w:t>
+            </w:r>
+          </w:p>
+        </w:tc>
+      </w:tr>
+      <w:tr>
+        <w:tc>
+          <w:tcPr>
+            <w:tcW w:w="4508" w:type="dxa"/>
+          </w:tcPr>
+          <w:p>
+            <w:pPr>
+              <w:jc w:val="center"/>
+              <w:rPr>
+                <w:sz w:val="24"/>
+                <w:szCs w:val="24"/>
+              </w:rPr>
+            </w:pPr>
+            <w:r>
+              <w:rPr>
+                <w:sz w:val="24"/>
+                <w:szCs w:val="24"/>
+              </w:rPr>
+              <w:t>1 em = fontsize of the parent element</w:t>
+            </w:r>
+          </w:p>
+        </w:tc>
+        <w:tc>
+          <w:tcPr>
+            <w:tcW w:w="4508" w:type="dxa"/>
+          </w:tcPr>
+          <w:p>
+            <w:pPr>
+              <w:jc w:val="center"/>
+              <w:rPr>
+                <w:sz w:val="24"/>
+                <w:szCs w:val="24"/>
+              </w:rPr>
+            </w:pPr>
+            <w:r>
+              <w:rPr>
+                <w:sz w:val="24"/>
+                <w:szCs w:val="24"/>
+              </w:rPr>
+              <w:t>1 rem = 16px by default</w:t>
+            </w:r>
+          </w:p>
+        </w:tc>
+      </w:tr>
+      <w:tr>
+        <w:tc>
+          <w:tcPr>
+            <w:tcW w:w="4508" w:type="dxa"/>
+          </w:tcPr>
+          <w:p>
+            <w:pPr>
+              <w:jc w:val="center"/>
+              <w:rPr>
+                <w:sz w:val="24"/>
+                <w:szCs w:val="24"/>
+              </w:rPr>
+            </w:pPr>
+            <w:r>
+              <w:rPr>
+                <w:sz w:val="24"/>
+                <w:szCs w:val="24"/>
+              </w:rPr>
+              <w:t>Can be used with buttons</w:t>
+            </w:r>
+          </w:p>
+        </w:tc>
+        <w:tc>
+          <w:tcPr>
+            <w:tcW w:w="4508" w:type="dxa"/>
+          </w:tcPr>
+          <w:p>
+            <w:pPr>
+              <w:jc w:val="center"/>
+              <w:rPr>
+                <w:sz w:val="24"/>
+                <w:szCs w:val="24"/>
+              </w:rPr>
+            </w:pPr>
+            <w:r>
+              <w:rPr>
+                <w:sz w:val="24"/>
+                <w:szCs w:val="24"/>
+              </w:rPr>
+              <w:t>It look the font size of html, not the parent</w:t>
+            </w:r>
+          </w:p>
+        </w:tc>
+      </w:tr>
+      <w:tr>
+        <w:tc>
+          <w:tcPr>
+            <w:tcW w:w="4508" w:type="dxa"/>
+          </w:tcPr>
+          <w:p>
+            <w:pPr>
+              <w:jc w:val="center"/>
+              <w:rPr>
+                <w:b/>
+                <w:bCs/>
+                <w:sz w:val="24"/>
+                <w:szCs w:val="24"/>
+              </w:rPr>
+            </w:pPr>
+          </w:p>
+        </w:tc>
+        <w:tc>
+          <w:tcPr>
+            <w:tcW w:w="4508" w:type="dxa"/>
+          </w:tcPr>
+          <w:p>
+            <w:pPr>
+              <w:jc w:val="center"/>
+              <w:rPr>
+                <w:b/>
+                <w:bCs/>
+                <w:sz w:val="24"/>
+                <w:szCs w:val="24"/>
+              </w:rPr>
+            </w:pPr>
+          </w:p>
+        </w:tc>
+      </w:tr>
+      <w:tr>
+        <w:tc>
+          <w:tcPr>
+            <w:tcW w:w="4508" w:type="dxa"/>
+          </w:tcPr>
+          <w:p>
+            <w:pPr>
+              <w:jc w:val="center"/>
+              <w:rPr>
+                <w:b/>
+                <w:bCs/>
+                <w:sz w:val="24"/>
+                <w:szCs w:val="24"/>
+              </w:rPr>
+            </w:pPr>
+          </w:p>
+        </w:tc>
+        <w:tc>
+          <w:tcPr>
+            <w:tcW w:w="4508" w:type="dxa"/>
+          </w:tcPr>
+          <w:p>
+            <w:pPr>
+              <w:jc w:val="center"/>
+              <w:rPr>
+                <w:b/>
+                <w:bCs/>
+                <w:sz w:val="24"/>
+                <w:szCs w:val="24"/>
+              </w:rPr>
+            </w:pPr>
+          </w:p>
+        </w:tc>
+      </w:tr>
+    </w:tbl>
+    <w:p>
+      <w:pPr>
+        <w:rPr>
+          <w:b/>
+          <w:bCs/>
           <w:sz w:val="24"/>
           <w:szCs w:val="24"/>
         </w:rPr>
@@ -1060,6 +2247,95 @@
 <file path=word/numbering.xml><?xml version="1.0" encoding="utf-8"?>
 <w:numbering xmlns:wpc="http://schemas.microsoft.com/office/word/2010/wordprocessingCanvas" xmlns:cx="http://schemas.microsoft.com/office/drawing/2014/chartex" xmlns:cx1="http://schemas.microsoft.com/office/drawing/2015/9/8/chartex" xmlns:cx2="http://schemas.microsoft.com/office/drawing/2015/10/21/chartex" xmlns:cx3="http://schemas.microsoft.com/office/drawing/2016/5/9/chartex" xmlns:cx4="http://schemas.microsoft.com/office/drawing/2016/5/10/chartex" xmlns:cx5="http://schemas.microsoft.com/office/drawing/2016/5/11/chartex" xmlns:cx6="http://schemas.microsoft.com/office/drawing/2016/5/12/chartex" xmlns:cx7="http://schemas.microsoft.com/office/drawing/2016/5/13/chartex" xmlns:cx8="http://schemas.microsoft.com/office/drawing/2016/5/14/chartex" xmlns:mc="http://schemas.openxmlformats.org/markup-compatibility/2006" xmlns:aink="http://schemas.microsoft.com/office/drawing/2016/ink" xmlns:am3d="http://schemas.microsoft.com/office/drawing/2017/model3d" xmlns:o="urn:schemas-microsoft-com:office:office" xmlns:oel="http://schemas.microsoft.com/office/2019/extlst" xmlns:r="http://schemas.openxmlformats.org/officeDocument/2006/relationships" xmlns:m="http://schemas.openxmlformats.org/officeDocument/2006/math" xmlns:v="urn:schemas-microsoft-com:vml" xmlns:wp14="http://schemas.microsoft.com/office/word/2010/wordprocessingDrawing" xmlns:wp="http://schemas.openxmlformats.org/drawingml/2006/wordprocessingDrawing" xmlns:w10="urn:schemas-microsoft-com:office:word" xmlns:w="http://schemas.openxmlformats.org/wordprocessingml/2006/main" xmlns:w14="http://schemas.microsoft.com/office/word/2010/wordml" xmlns:w15="http://schemas.microsoft.com/office/word/2012/wordml" xmlns:w16cex="http://schemas.microsoft.com/office/word/2018/wordml/cex" xmlns:w16cid="http://schemas.microsoft.com/office/word/2016/wordml/cid" xmlns:w16="http://schemas.microsoft.com/office/word/2018/wordml" xmlns:w16du="http://schemas.microsoft.com/office/word/2023/wordml/word16du" xmlns:w16sdtdh="http://schemas.microsoft.com/office/word/2020/wordml/sdtdatahash" xmlns:w16se="http://schemas.microsoft.com/office/word/2015/wordml/symex" xmlns:wpg="http://schemas.microsoft.com/office/word/2010/wordprocessingGroup" xmlns:wpi="http://schemas.microsoft.com/office/word/2010/wordprocessingInk" xmlns:wne="http://schemas.microsoft.com/office/word/2006/wordml" xmlns:wps="http://schemas.microsoft.com/office/word/2010/wordprocessingShape" mc:Ignorable="w14 w15 w16se w16cid w16 w16cex w16sdtdh w16du wp14">
   <w:abstractNum w:abstractNumId="0" w15:restartNumberingAfterBreak="0">
+    <w:nsid w:val="050246A6"/>
+    <w:multiLevelType w:val="hybridMultilevel"/>
+    <w:tmpl w:val="D9EA7B28"/>
+    <w:lvl w:ilvl="0" w:tplc="4009000F">
+      <w:start w:val="1"/>
+      <w:numFmt w:val="decimal"/>
+      <w:lvlText w:val="%1."/>
+      <w:lvlJc w:val="left"/>
+      <w:pPr>
+        <w:ind w:left="720" w:hanging="360"/>
+      </w:pPr>
+      <w:rPr>
+        <w:rFonts w:hint="default"/>
+      </w:rPr>
+    </w:lvl>
+    <w:lvl w:ilvl="1" w:tplc="40090019" w:tentative="1">
+      <w:start w:val="1"/>
+      <w:numFmt w:val="lowerLetter"/>
+      <w:lvlText w:val="%2."/>
+      <w:lvlJc w:val="left"/>
+      <w:pPr>
+        <w:ind w:left="1440" w:hanging="360"/>
+      </w:pPr>
+    </w:lvl>
+    <w:lvl w:ilvl="2" w:tplc="4009001B" w:tentative="1">
+      <w:start w:val="1"/>
+      <w:numFmt w:val="lowerRoman"/>
+      <w:lvlText w:val="%3."/>
+      <w:lvlJc w:val="right"/>
+      <w:pPr>
+        <w:ind w:left="2160" w:hanging="180"/>
+      </w:pPr>
+    </w:lvl>
+    <w:lvl w:ilvl="3" w:tplc="4009000F" w:tentative="1">
+      <w:start w:val="1"/>
+      <w:numFmt w:val="decimal"/>
+      <w:lvlText w:val="%4."/>
+      <w:lvlJc w:val="left"/>
+      <w:pPr>
+        <w:ind w:left="2880" w:hanging="360"/>
+      </w:pPr>
+    </w:lvl>
+    <w:lvl w:ilvl="4" w:tplc="40090019" w:tentative="1">
+      <w:start w:val="1"/>
+      <w:numFmt w:val="lowerLetter"/>
+      <w:lvlText w:val="%5."/>
+      <w:lvlJc w:val="left"/>
+      <w:pPr>
+        <w:ind w:left="3600" w:hanging="360"/>
+      </w:pPr>
+    </w:lvl>
+    <w:lvl w:ilvl="5" w:tplc="4009001B" w:tentative="1">
+      <w:start w:val="1"/>
+      <w:numFmt w:val="lowerRoman"/>
+      <w:lvlText w:val="%6."/>
+      <w:lvlJc w:val="right"/>
+      <w:pPr>
+        <w:ind w:left="4320" w:hanging="180"/>
+      </w:pPr>
+    </w:lvl>
+    <w:lvl w:ilvl="6" w:tplc="4009000F" w:tentative="1">
+      <w:start w:val="1"/>
+      <w:numFmt w:val="decimal"/>
+      <w:lvlText w:val="%7."/>
+      <w:lvlJc w:val="left"/>
+      <w:pPr>
+        <w:ind w:left="5040" w:hanging="360"/>
+      </w:pPr>
+    </w:lvl>
+    <w:lvl w:ilvl="7" w:tplc="40090019" w:tentative="1">
+      <w:start w:val="1"/>
+      <w:numFmt w:val="lowerLetter"/>
+      <w:lvlText w:val="%8."/>
+      <w:lvlJc w:val="left"/>
+      <w:pPr>
+        <w:ind w:left="5760" w:hanging="360"/>
+      </w:pPr>
+    </w:lvl>
+    <w:lvl w:ilvl="8" w:tplc="4009001B" w:tentative="1">
+      <w:start w:val="1"/>
+      <w:numFmt w:val="lowerRoman"/>
+      <w:lvlText w:val="%9."/>
+      <w:lvlJc w:val="right"/>
+      <w:pPr>
+        <w:ind w:left="6480" w:hanging="180"/>
+      </w:pPr>
+    </w:lvl>
+  </w:abstractNum>
+  <w:abstractNum w:abstractNumId="1" w15:restartNumberingAfterBreak="0">
     <w:nsid w:val="2B4F22E8"/>
     <w:multiLevelType w:val="hybridMultilevel"/>
     <w:tmpl w:val="2F4CC7D2"/>
@@ -1148,7 +2424,7 @@
       </w:pPr>
     </w:lvl>
   </w:abstractNum>
-  <w:abstractNum w:abstractNumId="1" w15:restartNumberingAfterBreak="0">
+  <w:abstractNum w:abstractNumId="2" w15:restartNumberingAfterBreak="0">
     <w:nsid w:val="3A7B453C"/>
     <w:multiLevelType w:val="hybridMultilevel"/>
     <w:tmpl w:val="9A2C2A94"/>
@@ -1237,7 +2513,7 @@
       </w:pPr>
     </w:lvl>
   </w:abstractNum>
-  <w:abstractNum w:abstractNumId="2" w15:restartNumberingAfterBreak="0">
+  <w:abstractNum w:abstractNumId="3" w15:restartNumberingAfterBreak="0">
     <w:nsid w:val="5B3548A5"/>
     <w:multiLevelType w:val="hybridMultilevel"/>
     <w:tmpl w:val="04B84FC2"/>
@@ -1351,13 +2627,16 @@
     </w:lvl>
   </w:abstractNum>
   <w:num w:numId="1" w16cid:durableId="70586470">
+    <w:abstractNumId w:val="2"/>
+  </w:num>
+  <w:num w:numId="2" w16cid:durableId="1885674364">
     <w:abstractNumId w:val="1"/>
   </w:num>
-  <w:num w:numId="2" w16cid:durableId="1885674364">
+  <w:num w:numId="3" w16cid:durableId="1924560275">
+    <w:abstractNumId w:val="3"/>
+  </w:num>
+  <w:num w:numId="4" w16cid:durableId="520439771">
     <w:abstractNumId w:val="0"/>
-  </w:num>
-  <w:num w:numId="3" w16cid:durableId="1924560275">
-    <w:abstractNumId w:val="2"/>
   </w:num>
 </w:numbering>
 </file>
@@ -1801,6 +3080,25 @@
       <w:contextualSpacing/>
     </w:pPr>
   </w:style>
+  <w:style w:type="table" w:styleId="TableGrid">
+    <w:name w:val="Table Grid"/>
+    <w:basedOn w:val="TableNormal"/>
+    <w:uiPriority w:val="39"/>
+    <w:rsid w:val="0091048A"/>
+    <w:pPr>
+      <w:spacing w:after="0" w:line="240" w:lineRule="auto"/>
+    </w:pPr>
+    <w:tblPr>
+      <w:tblBorders>
+        <w:top w:val="single" w:sz="4" w:space="0" w:color="auto"/>
+        <w:left w:val="single" w:sz="4" w:space="0" w:color="auto"/>
+        <w:bottom w:val="single" w:sz="4" w:space="0" w:color="auto"/>
+        <w:right w:val="single" w:sz="4" w:space="0" w:color="auto"/>
+        <w:insideH w:val="single" w:sz="4" w:space="0" w:color="auto"/>
+        <w:insideV w:val="single" w:sz="4" w:space="0" w:color="auto"/>
+      </w:tblBorders>
+    </w:tblPr>
+  </w:style>
 </w:styles>
 </file>
 
